--- a/clients/technijian/meraki/reports/Technijian - Meraki Monthly Activity - 2026-03.docx
+++ b/clients/technijian/meraki/reports/Technijian - Meraki Monthly Activity - 2026-03.docx
@@ -23195,7 +23195,7 @@
           <w:color w:val="59595B"/>
           <w:sz w:val="22"/>
         </w:rPr>
-        <w:t>Report generated 2026-04-30 09:33 for client code 'technijian'. Configuration snapshot taken 2026-04-30T16:32:10Z.</w:t>
+        <w:t>Report generated 2026-04-30 09:50 for client code 'technijian'. Configuration snapshot taken 2026-04-30T16:48:31Z.</w:t>
       </w:r>
     </w:p>
     <w:p>
